--- a/DADEE_Project_Sedjro_Khadidjatou.docx
+++ b/DADEE_Project_Sedjro_Khadidjatou.docx
@@ -244,10 +244,7 @@
         <w:t xml:space="preserve">Constraints on supply and institutional incentives: </w:t>
       </w:r>
       <w:r>
-        <w:t xml:space="preserve">On the supply side, the ARS's room for manoeuvre is limited by two main constraints. Firstly, the budgetary constraint: hospital financing through activity-based pricing (T2A) creates incentives to reduce the length of stay and the installed capacity, which weakens the capacity to surge in the event of a peak in demand. On the side of the establishments, the T2A creates an incentive </w:t>
-      </w:r>
-      <w:r>
-        <w:t xml:space="preserve">à limiter les capacités installées pour réduire les coûts fixes, ce qui peut entrer en conflit avec les objectifs </w:t>
+        <w:t xml:space="preserve">On the supply side, the ARS's room for manoeuvre is limited by two main constraints. Firstly, the budgetary constraint: hospital financing through activity-based pricing (T2A) creates incentives to reduce the length of stay and the installed capacity, which weakens the capacity to surge in the event of a peak in demand. On the side of the establishments, the T2A creates an incentive à limiter les capacités installées pour réduire les coûts fixes, ce qui peut entrer en conflit avec les objectifs </w:t>
       </w:r>
       <w:r>
         <w:lastRenderedPageBreak/>
@@ -2064,10 +2061,7 @@
       </w:r>
       <w:r>
         <w:lastRenderedPageBreak/>
-        <w:t xml:space="preserve">growth rate of the </w:t>
-      </w:r>
-      <w:r>
-        <w:t>demande une variable continue mieux capturée par une distribution de probabilité que par des scénarios adverses discrets.</w:t>
+        <w:t>growth rate of the demande une variable continue mieux capturée par une distribution de probabilité que par des scénarios adverses discrets.</w:t>
       </w:r>
     </w:p>
     <w:p>
@@ -2140,13 +2134,7 @@
         <w:jc w:val="both"/>
       </w:pPr>
       <w:r>
-        <w:t xml:space="preserve">The Alpes-de-Haute-Provence and Hautes-Alpes have a density of doctors among the lowest general practitioners in metropolitan France, as confirmed by the </w:t>
-      </w:r>
-      <w:r>
-        <w:t xml:space="preserve">DENSITE_GENERALISTES_LIB </w:t>
-      </w:r>
-      <w:r>
-        <w:t>of the 2023 Emergency Survey. When access to a general practitioner becomes difficult, a growing part of the population turns to the emergency room for reasons that could be treated on an outpatient basis.</w:t>
+        <w:t>The Alpes-de-Haute-Provence and Hautes-Alpes have a density of doctors among the lowest general practitioners in metropolitan France, as confirmed by the DENSITE_GENERALISTES_LIB of the 2023 Emergency Survey. When access to a general practitioner becomes difficult, a growing part of the population turns to the emergency room for reasons that could be treated on an outpatient basis.</w:t>
       </w:r>
     </w:p>
     <w:p>
@@ -3385,10 +3373,7 @@
         <w:t>a robust action</w:t>
       </w:r>
       <w:r>
-        <w:t xml:space="preserve"> : the strengthening of coordination with downstream hospital services. In all </w:t>
-      </w:r>
-      <w:r>
-        <w:t xml:space="preserve">les </w:t>
+        <w:t xml:space="preserve"> : the strengthening of coordination with downstream hospital services. In all les </w:t>
       </w:r>
       <w:r>
         <w:lastRenderedPageBreak/>
@@ -4085,7 +4070,7 @@
         <w:t>By the end of 2025</w:t>
       </w:r>
       <w:r>
-        <w:t xml:space="preserve"> : launch a call for projects for the deployment of real-time bed management tools in the Alpes-de-Haute-Provence and Var departments — the two most fragile departments according to our data. </w:t>
+        <w:t xml:space="preserve"> : launch a call for projects for the deployment of real-time bed management tools in the Alpes-de-Haute-Provence and Var departments the two most fragile departments according to our data. </w:t>
       </w:r>
       <w:r>
         <w:rPr>
@@ -4105,10 +4090,7 @@
         <w:t>From 2027</w:t>
       </w:r>
       <w:r>
-        <w:t xml:space="preserve"> : reassess the need for heavy investments in surge capacity on the basis of monitoring indicators. We recommend postponing these heavy investments until the indicators confirm that we are moving towards World 1 or World 2</w:t>
-      </w:r>
-      <w:r>
-        <w:t>.</w:t>
+        <w:t xml:space="preserve"> : reassess the need for heavy investments in surge capacity on the basis of monitoring indicators. We recommend postponing these heavy investments until the indicators confirm that we are moving towards World 1 or World 2.</w:t>
       </w:r>
     </w:p>
     <w:p>
@@ -4199,10 +4181,7 @@
         <w:t xml:space="preserve">Limitations. </w:t>
       </w:r>
       <w:r>
-        <w:t>The available SAE time series (9 annual observations) limits the statistical power of the rupture tests. The Emergency Survey is only conducted every ten years, which does not make it possible to monitor the evolution of structural fragility on a continuous basis. Finally, our Monte Carlo simulation is calibrated to the pre-COVID trend, which may underestimate uncertainty in a still unstable post-pandemic context</w:t>
-      </w:r>
-      <w:r>
-        <w:t>.</w:t>
+        <w:t>The available SAE time series (9 annual observations) limits the statistical power of the rupture tests. The Emergency Survey is only conducted every ten years, which does not make it possible to monitor the evolution of structural fragility on a continuous basis. Finally, our Monte Carlo simulation is calibrated to the pre-COVID trend, which may underestimate uncertainty in a still unstable post-pandemic context.</w:t>
       </w:r>
     </w:p>
     <w:p>
@@ -4324,7 +4303,7 @@
           <w:noProof/>
         </w:rPr>
         <w:drawing>
-          <wp:inline distT="0" distB="0" distL="0" distR="0" wp14:anchorId="57E9B49B" wp14:editId="48EE6E50">
+          <wp:inline distT="0" distB="0" distL="0" distR="0" wp14:anchorId="57E9B49B" wp14:editId="40999D20">
             <wp:extent cx="5281127" cy="2994393"/>
             <wp:effectExtent l="0" t="0" r="2540" b="3175"/>
             <wp:docPr id="369697429" name="Picture 4"/>
@@ -4393,7 +4372,7 @@
           <w:noProof/>
         </w:rPr>
         <w:drawing>
-          <wp:inline distT="0" distB="0" distL="0" distR="0" wp14:anchorId="7354D5B1" wp14:editId="48B7A980">
+          <wp:inline distT="0" distB="0" distL="0" distR="0" wp14:anchorId="7354D5B1" wp14:editId="1F05E7C8">
             <wp:extent cx="5178490" cy="3047365"/>
             <wp:effectExtent l="0" t="0" r="3175" b="635"/>
             <wp:docPr id="1492081491" name="Picture 5"/>
@@ -4458,7 +4437,7 @@
           <w:noProof/>
         </w:rPr>
         <w:drawing>
-          <wp:inline distT="0" distB="0" distL="0" distR="0" wp14:anchorId="07C0D3F8" wp14:editId="3A4373A1">
+          <wp:inline distT="0" distB="0" distL="0" distR="0" wp14:anchorId="07C0D3F8" wp14:editId="5449671F">
             <wp:extent cx="5159829" cy="3368643"/>
             <wp:effectExtent l="0" t="0" r="0" b="0"/>
             <wp:docPr id="149005366" name="Picture 6"/>
@@ -4522,7 +4501,7 @@
           <w:noProof/>
         </w:rPr>
         <w:drawing>
-          <wp:inline distT="0" distB="0" distL="0" distR="0" wp14:anchorId="1F7C02F7" wp14:editId="7550DD37">
+          <wp:inline distT="0" distB="0" distL="0" distR="0" wp14:anchorId="1F7C02F7" wp14:editId="47F9C6B8">
             <wp:extent cx="4938408" cy="3394403"/>
             <wp:effectExtent l="0" t="0" r="1905" b="0"/>
             <wp:docPr id="991786996" name="Picture 7"/>
